--- a/Document/2. Requirement Analysis/Solution Requirements.docx
+++ b/Document/2. Requirement Analysis/Solution Requirements.docx
@@ -107,7 +107,10 @@
           </w:tcPr>
           <w:p>
             <w:r>
-              <w:t>LTVIP2026TMIDS60249</w:t>
+              <w:t>LTVIP2026TMIDS</w:t>
+            </w:r>
+            <w:r>
+              <w:t>83753</w:t>
             </w:r>
           </w:p>
         </w:tc>
@@ -301,13 +304,8 @@
           </w:p>
           <w:p>
             <w:r>
-              <w:t xml:space="preserve">Registration through </w:t>
-            </w:r>
-            <w:proofErr w:type="spellStart"/>
-            <w:r>
-              <w:t>LinkedIN</w:t>
-            </w:r>
-            <w:proofErr w:type="spellEnd"/>
+              <w:t>Registration through LinkedIN</w:t>
+            </w:r>
           </w:p>
         </w:tc>
       </w:tr>
@@ -1310,6 +1308,7 @@
   <w:style w:type="character" w:default="1" w:styleId="DefaultParagraphFont">
     <w:name w:val="Default Paragraph Font"/>
     <w:uiPriority w:val="1"/>
+    <w:semiHidden/>
     <w:unhideWhenUsed/>
   </w:style>
   <w:style w:type="table" w:default="1" w:styleId="TableNormal">
